--- a/03-seo/tz/SVERKA-6-statey-s-TZ.docx
+++ b/03-seo/tz/SVERKA-6-statey-s-TZ.docx
@@ -133,7 +133,7 @@
         <w:pStyle w:val="BodyText"/>
       </w:pPr>
       <w:r>
-        <w:t xml:space="preserve">Отдельно: в присланном файле ТЗ ключей нет у трёх статей из девяти — 4, 6 и 8. Ключи для них я взял из таблицы ключей на 2026 год и вставил в статьи 4 и 6; для статьи 8 отложил до её написания. Список — в конце.</w:t>
+        <w:t xml:space="preserve">Отдельно: в присланном файле ТЗ ключей нет у трёх статей из девяти — 4, 6 и 8. Ключи для них я взял из таблицы ключей на 2026 год — по одному на статью, столько, сколько встаёт в речь без добавочных фраз; для статьи 8 отложил до её написания. Список — в конце.</w:t>
       </w:r>
     </w:p>
     <w:bookmarkStart w:id="20" w:name="статья-1.-как-проверить-свою-бухгалтерию"/>
@@ -2332,16 +2332,240 @@
         <w:pStyle w:val="FirstParagraph"/>
       </w:pPr>
       <w:r>
-        <w:t xml:space="preserve">Взяты из присланной таблицы ключей на 2026 год. Это коммерческие запросы — в информационный текст они не вставляются по всему объёму без вреда для него, поэтому место для них одно: призыв к действию в конце, где речь и идёт об услуге. Частотность указана по таблице.</w:t>
-      </w:r>
-    </w:p>
-    <w:bookmarkStart w:id="26" w:name="статья-4-вставлено"/>
+        <w:t xml:space="preserve">Взяты из присланной таблицы ключей на 2026 год. Это коммерческие запросы — в информационный текст они не вставляются по всему объёму без вреда для него, поэтому место для них одно: призыв к действию в конце, где речь и идёт об услуге. И берётся столько, сколько встаёт в речь: ключ, под который приходится придумывать отдельное предложение, не берётся. Частотность указана по таблице.</w:t>
+      </w:r>
+    </w:p>
+    <w:bookmarkStart w:id="26" w:name="статья-4-вставлен-один"/>
     <w:p>
       <w:pPr>
         <w:pStyle w:val="Heading3"/>
       </w:pPr>
       <w:r>
-        <w:t xml:space="preserve">Статья 4 — вставлено</w:t>
+        <w:t xml:space="preserve">Статья 4 — вставлен один</w:t>
+      </w:r>
+    </w:p>
+    <w:p>
+      <w:pPr>
+        <w:pStyle w:val="FirstParagraph"/>
+      </w:pPr>
+      <w:r>
+        <w:rPr>
+          <w:bCs/>
+          <w:b/>
+        </w:rPr>
+        <w:t xml:space="preserve">консультация бухгалтера по зарплате</w:t>
+      </w:r>
+      <w:r>
+        <w:t xml:space="preserve"> </w:t>
+      </w:r>
+      <w:r>
+        <w:t xml:space="preserve">— 27</w:t>
+      </w:r>
+    </w:p>
+    <w:p>
+      <w:pPr>
+        <w:pStyle w:val="BodyText"/>
+      </w:pPr>
+      <w:r>
+        <w:t xml:space="preserve">Как это читается в конце статьи: «…оставьте заявку: проверим ОКВЭД, долю доходов и расчёт взносов на ваших цифрах. Если вопрос точечный — пересчёт НДФЛ, отпускные, оформление компенсаций, — подойдёт консультация бухгалтера по зарплате».</w:t>
+      </w:r>
+    </w:p>
+    <w:p>
+      <w:pPr>
+        <w:pStyle w:val="BodyText"/>
+      </w:pPr>
+      <w:r>
+        <w:t xml:space="preserve">Не взял:</w:t>
+      </w:r>
+      <w:r>
+        <w:t xml:space="preserve"> </w:t>
+      </w:r>
+      <w:r>
+        <w:rPr>
+          <w:iCs/>
+          <w:i/>
+        </w:rPr>
+        <w:t xml:space="preserve">налоговый консалтинг</w:t>
+      </w:r>
+      <w:r>
+        <w:t xml:space="preserve"> </w:t>
+      </w:r>
+      <w:r>
+        <w:t xml:space="preserve">(790) и</w:t>
+      </w:r>
+      <w:r>
+        <w:t xml:space="preserve"> </w:t>
+      </w:r>
+      <w:r>
+        <w:rPr>
+          <w:iCs/>
+          <w:i/>
+        </w:rPr>
+        <w:t xml:space="preserve">консультация по оптимизации налогов</w:t>
+      </w:r>
+      <w:r>
+        <w:t xml:space="preserve"> </w:t>
+      </w:r>
+      <w:r>
+        <w:t xml:space="preserve">(24) — рядом они дают два названия услуг подряд, и конец статьи начинает читаться как прайс;</w:t>
+      </w:r>
+      <w:r>
+        <w:t xml:space="preserve"> </w:t>
+      </w:r>
+      <w:r>
+        <w:rPr>
+          <w:iCs/>
+          <w:i/>
+        </w:rPr>
+        <w:t xml:space="preserve">бухгалтерские услуги заработная плата</w:t>
+      </w:r>
+      <w:r>
+        <w:t xml:space="preserve"> </w:t>
+      </w:r>
+      <w:r>
+        <w:t xml:space="preserve">(154) — в точной форме по-русски не ставится;</w:t>
+      </w:r>
+      <w:r>
+        <w:t xml:space="preserve"> </w:t>
+      </w:r>
+      <w:r>
+        <w:rPr>
+          <w:iCs/>
+          <w:i/>
+        </w:rPr>
+        <w:t xml:space="preserve">консультация бухгалтера по НДФЛ</w:t>
+      </w:r>
+      <w:r>
+        <w:t xml:space="preserve"> </w:t>
+      </w:r>
+      <w:r>
+        <w:t xml:space="preserve">(13) — почти повтор взятого.</w:t>
+      </w:r>
+    </w:p>
+    <w:bookmarkEnd w:id="26"/>
+    <w:bookmarkStart w:id="27" w:name="статья-6-вставлен-один"/>
+    <w:p>
+      <w:pPr>
+        <w:pStyle w:val="Heading3"/>
+      </w:pPr>
+      <w:r>
+        <w:t xml:space="preserve">Статья 6 — вставлен один</w:t>
+      </w:r>
+    </w:p>
+    <w:p>
+      <w:pPr>
+        <w:pStyle w:val="FirstParagraph"/>
+      </w:pPr>
+      <w:r>
+        <w:rPr>
+          <w:bCs/>
+          <w:b/>
+        </w:rPr>
+        <w:t xml:space="preserve">бухгалтерское сопровождение ИП</w:t>
+      </w:r>
+      <w:r>
+        <w:t xml:space="preserve"> </w:t>
+      </w:r>
+      <w:r>
+        <w:t xml:space="preserve">— 209</w:t>
+      </w:r>
+    </w:p>
+    <w:p>
+      <w:pPr>
+        <w:pStyle w:val="BodyText"/>
+      </w:pPr>
+      <w:r>
+        <w:t xml:space="preserve">Как это читается: «…оставьте заявку на бухгалтерское сопровождение ИП: посмотрим книгу учёта, посчитаем доход нарастающим итогом и скажем, что нужно поправить». В исходном призыве уже стояло «бухгалтерское сопровождение» — добавилось одно слово, новых фраз нет.</w:t>
+      </w:r>
+    </w:p>
+    <w:p>
+      <w:pPr>
+        <w:pStyle w:val="BodyText"/>
+      </w:pPr>
+      <w:r>
+        <w:t xml:space="preserve">Не взял:</w:t>
+      </w:r>
+      <w:r>
+        <w:t xml:space="preserve"> </w:t>
+      </w:r>
+      <w:r>
+        <w:rPr>
+          <w:iCs/>
+          <w:i/>
+        </w:rPr>
+        <w:t xml:space="preserve">консультация бухгалтера для ИП</w:t>
+      </w:r>
+      <w:r>
+        <w:t xml:space="preserve"> </w:t>
+      </w:r>
+      <w:r>
+        <w:t xml:space="preserve">(197) и</w:t>
+      </w:r>
+      <w:r>
+        <w:t xml:space="preserve"> </w:t>
+      </w:r>
+      <w:r>
+        <w:rPr>
+          <w:iCs/>
+          <w:i/>
+        </w:rPr>
+        <w:t xml:space="preserve">консультации по налогам для ИП</w:t>
+      </w:r>
+      <w:r>
+        <w:t xml:space="preserve"> </w:t>
+      </w:r>
+      <w:r>
+        <w:t xml:space="preserve">(46) — обе помещались только добавочным предложением с перечислением услуг;</w:t>
+      </w:r>
+      <w:r>
+        <w:t xml:space="preserve"> </w:t>
+      </w:r>
+      <w:r>
+        <w:rPr>
+          <w:iCs/>
+          <w:i/>
+        </w:rPr>
+        <w:t xml:space="preserve">бухгалтерские услуги учет ип</w:t>
+      </w:r>
+      <w:r>
+        <w:t xml:space="preserve"> </w:t>
+      </w:r>
+      <w:r>
+        <w:t xml:space="preserve">(145) и</w:t>
+      </w:r>
+      <w:r>
+        <w:t xml:space="preserve"> </w:t>
+      </w:r>
+      <w:r>
+        <w:rPr>
+          <w:iCs/>
+          <w:i/>
+        </w:rPr>
+        <w:t xml:space="preserve">услуги ведение бухгалтерского учета ип</w:t>
+      </w:r>
+      <w:r>
+        <w:t xml:space="preserve"> </w:t>
+      </w:r>
+      <w:r>
+        <w:t xml:space="preserve">(44) — не склеиваются без разрыва падежей.</w:t>
+      </w:r>
+    </w:p>
+    <w:bookmarkEnd w:id="27"/>
+    <w:bookmarkStart w:id="28" w:name="статья-8-предлагаю-к-согласованию"/>
+    <w:p>
+      <w:pPr>
+        <w:pStyle w:val="Heading3"/>
+      </w:pPr>
+      <w:r>
+        <w:t xml:space="preserve">Статья 8 — предлагаю к согласованию</w:t>
+      </w:r>
+    </w:p>
+    <w:p>
+      <w:pPr>
+        <w:pStyle w:val="FirstParagraph"/>
+      </w:pPr>
+      <w:r>
+        <w:t xml:space="preserve">Статья ещё не написана, вставлять некуда. Для неё в таблице есть лист ровно по теме:</w:t>
       </w:r>
     </w:p>
     <w:p>
@@ -2357,13 +2581,13 @@
           <w:bCs/>
           <w:b/>
         </w:rPr>
-        <w:t xml:space="preserve">консультация бухгалтера по зарплате</w:t>
+        <w:t xml:space="preserve">главный бухгалтер удаленно</w:t>
       </w:r>
       <w:r>
         <w:t xml:space="preserve"> </w:t>
       </w:r>
       <w:r>
-        <w:t xml:space="preserve">— 27</w:t>
+        <w:t xml:space="preserve">— 1532</w:t>
       </w:r>
     </w:p>
     <w:p>
@@ -2379,35 +2603,13 @@
           <w:bCs/>
           <w:b/>
         </w:rPr>
-        <w:t xml:space="preserve">консультация по оптимизации налогов</w:t>
+        <w:t xml:space="preserve">подбор главного бухгалтера</w:t>
       </w:r>
       <w:r>
         <w:t xml:space="preserve"> </w:t>
       </w:r>
       <w:r>
-        <w:t xml:space="preserve">— 24</w:t>
-      </w:r>
-    </w:p>
-    <w:p>
-      <w:pPr>
-        <w:numPr>
-          <w:ilvl w:val="0"/>
-          <w:numId w:val="1001"/>
-        </w:numPr>
-        <w:pStyle w:val="Compact"/>
-      </w:pPr>
-      <w:r>
-        <w:rPr>
-          <w:bCs/>
-          <w:b/>
-        </w:rPr>
-        <w:t xml:space="preserve">налоговый консалтинг</w:t>
-      </w:r>
-      <w:r>
-        <w:t xml:space="preserve"> </w:t>
-      </w:r>
-      <w:r>
-        <w:t xml:space="preserve">— 790</w:t>
+        <w:t xml:space="preserve">— 64</w:t>
       </w:r>
     </w:p>
     <w:p>
@@ -2415,15 +2617,7 @@
         <w:pStyle w:val="FirstParagraph"/>
       </w:pPr>
       <w:r>
-        <w:t xml:space="preserve">Как это читается в конце статьи: «…оставьте заявку: проверим ОКВЭД, долю доходов и расчёт взносов на ваших цифрах. Точечный вопрос — пересчёт НДФЛ, отпускные, оформление компенсаций — закрывает консультация бухгалтера по зарплате. Если нужно посмотреть нагрузку целиком, это уже консультация по оптимизации налогов и налоговый консалтинг».</w:t>
-      </w:r>
-    </w:p>
-    <w:p>
-      <w:pPr>
-        <w:pStyle w:val="BodyText"/>
-      </w:pPr>
-      <w:r>
-        <w:t xml:space="preserve">Не взял:</w:t>
+        <w:t xml:space="preserve">Оба ложатся в статью сами: она о том, повышать ли главбуху зарплату, а альтернатива — удалённый главбух или поиск другого.</w:t>
       </w:r>
       <w:r>
         <w:t xml:space="preserve"> </w:t>
@@ -2433,39 +2627,24 @@
           <w:iCs/>
           <w:i/>
         </w:rPr>
-        <w:t xml:space="preserve">бухгалтерские услуги заработная плата</w:t>
+        <w:t xml:space="preserve">Аутсорсинг бухгалтерских услуг</w:t>
       </w:r>
       <w:r>
         <w:t xml:space="preserve"> </w:t>
       </w:r>
       <w:r>
-        <w:t xml:space="preserve">(154) — в точной форме по-русски не ставится, а «услуги по заработной плате» это уже другой запрос;</w:t>
-      </w:r>
-      <w:r>
-        <w:t xml:space="preserve"> </w:t>
-      </w:r>
-      <w:r>
-        <w:rPr>
-          <w:iCs/>
-          <w:i/>
-        </w:rPr>
-        <w:t xml:space="preserve">консультация бухгалтера по НДФЛ</w:t>
-      </w:r>
-      <w:r>
-        <w:t xml:space="preserve"> </w:t>
-      </w:r>
-      <w:r>
-        <w:t xml:space="preserve">(13) — рядом с «по зарплате» две почти одинаковые конструкции в одном абзаце выглядят как набивка.</w:t>
-      </w:r>
-    </w:p>
-    <w:bookmarkEnd w:id="26"/>
-    <w:bookmarkStart w:id="27" w:name="статья-6-вставлено"/>
-    <w:p>
-      <w:pPr>
-        <w:pStyle w:val="Heading3"/>
-      </w:pPr>
-      <w:r>
-        <w:t xml:space="preserve">Статья 6 — вставлено</w:t>
+        <w:t xml:space="preserve">(1058) возьму только если по тексту он встанет без отдельной фразы под него.</w:t>
+      </w:r>
+    </w:p>
+    <w:bookmarkEnd w:id="28"/>
+    <w:bookmarkEnd w:id="29"/>
+    <w:bookmarkStart w:id="30" w:name="что-изменилось-в-файлах"/>
+    <w:p>
+      <w:pPr>
+        <w:pStyle w:val="Heading2"/>
+      </w:pPr>
+      <w:r>
+        <w:t xml:space="preserve">Что изменилось в файлах</w:t>
       </w:r>
     </w:p>
     <w:p>
@@ -2481,13 +2660,40 @@
           <w:bCs/>
           <w:b/>
         </w:rPr>
-        <w:t xml:space="preserve">бухгалтерское сопровождение ИП</w:t>
+        <w:t xml:space="preserve">Статья 4</w:t>
       </w:r>
       <w:r>
         <w:t xml:space="preserve"> </w:t>
       </w:r>
       <w:r>
-        <w:t xml:space="preserve">— 209</w:t>
+        <w:t xml:space="preserve">— список инструментов разделён на два H3 по пунктам 7 и 9 ТЗ; один ключ в призыв к действию. Пересобраны</w:t>
+      </w:r>
+      <w:r>
+        <w:t xml:space="preserve"> </w:t>
+      </w:r>
+      <w:r>
+        <w:rPr>
+          <w:rStyle w:val="VerbatimChar"/>
+        </w:rPr>
+        <w:t xml:space="preserve">statya-4-zarplatnye-nalogi.docx</w:t>
+      </w:r>
+      <w:r>
+        <w:t xml:space="preserve"> </w:t>
+      </w:r>
+      <w:r>
+        <w:t xml:space="preserve">и</w:t>
+      </w:r>
+      <w:r>
+        <w:t xml:space="preserve"> </w:t>
+      </w:r>
+      <w:r>
+        <w:rPr>
+          <w:rStyle w:val="VerbatimChar"/>
+        </w:rPr>
+        <w:t xml:space="preserve">RAZM-statya-4-zarplatnye-nalogi.docx</w:t>
+      </w:r>
+      <w:r>
+        <w:t xml:space="preserve">.</w:t>
       </w:r>
     </w:p>
     <w:p>
@@ -2503,257 +2709,13 @@
           <w:bCs/>
           <w:b/>
         </w:rPr>
-        <w:t xml:space="preserve">консультация бухгалтера для ИП</w:t>
+        <w:t xml:space="preserve">Статья 6</w:t>
       </w:r>
       <w:r>
         <w:t xml:space="preserve"> </w:t>
       </w:r>
       <w:r>
-        <w:t xml:space="preserve">— 197</w:t>
-      </w:r>
-    </w:p>
-    <w:p>
-      <w:pPr>
-        <w:numPr>
-          <w:ilvl w:val="0"/>
-          <w:numId w:val="1002"/>
-        </w:numPr>
-        <w:pStyle w:val="Compact"/>
-      </w:pPr>
-      <w:r>
-        <w:rPr>
-          <w:bCs/>
-          <w:b/>
-        </w:rPr>
-        <w:t xml:space="preserve">консультации по налогам для ИП</w:t>
-      </w:r>
-      <w:r>
-        <w:t xml:space="preserve"> </w:t>
-      </w:r>
-      <w:r>
-        <w:t xml:space="preserve">— 46</w:t>
-      </w:r>
-    </w:p>
-    <w:p>
-      <w:pPr>
-        <w:pStyle w:val="FirstParagraph"/>
-      </w:pPr>
-      <w:r>
-        <w:t xml:space="preserve">Как это читается: «…оставьте заявку на бухгалтерское сопровождение ИП: посмотрим книгу учёта, посчитаем доход нарастающим итогом и скажем, что нужно поправить. Если вопрос один и ответ нужен быстро — консультация бухгалтера для ИП; если нужно разобраться с режимом и ставками — консультации по налогам для ИП».</w:t>
-      </w:r>
-    </w:p>
-    <w:p>
-      <w:pPr>
-        <w:pStyle w:val="BodyText"/>
-      </w:pPr>
-      <w:r>
-        <w:t xml:space="preserve">Не взял:</w:t>
-      </w:r>
-      <w:r>
-        <w:t xml:space="preserve"> </w:t>
-      </w:r>
-      <w:r>
-        <w:rPr>
-          <w:iCs/>
-          <w:i/>
-        </w:rPr>
-        <w:t xml:space="preserve">бухгалтерские услуги учет ип</w:t>
-      </w:r>
-      <w:r>
-        <w:t xml:space="preserve"> </w:t>
-      </w:r>
-      <w:r>
-        <w:t xml:space="preserve">(145) и</w:t>
-      </w:r>
-      <w:r>
-        <w:t xml:space="preserve"> </w:t>
-      </w:r>
-      <w:r>
-        <w:rPr>
-          <w:iCs/>
-          <w:i/>
-        </w:rPr>
-        <w:t xml:space="preserve">услуги ведение бухгалтерского учета ип</w:t>
-      </w:r>
-      <w:r>
-        <w:t xml:space="preserve"> </w:t>
-      </w:r>
-      <w:r>
-        <w:t xml:space="preserve">(44) — обе формы в русском тексте не склеиваются без разрыва падежей.</w:t>
-      </w:r>
-    </w:p>
-    <w:bookmarkEnd w:id="27"/>
-    <w:bookmarkStart w:id="28" w:name="статья-8-предлагаю-к-согласованию"/>
-    <w:p>
-      <w:pPr>
-        <w:pStyle w:val="Heading3"/>
-      </w:pPr>
-      <w:r>
-        <w:t xml:space="preserve">Статья 8 — предлагаю к согласованию</w:t>
-      </w:r>
-    </w:p>
-    <w:p>
-      <w:pPr>
-        <w:pStyle w:val="FirstParagraph"/>
-      </w:pPr>
-      <w:r>
-        <w:t xml:space="preserve">Статья ещё не написана, вставлять некуда. Для неё в таблице есть лист ровно по теме:</w:t>
-      </w:r>
-    </w:p>
-    <w:p>
-      <w:pPr>
-        <w:numPr>
-          <w:ilvl w:val="0"/>
-          <w:numId w:val="1003"/>
-        </w:numPr>
-        <w:pStyle w:val="Compact"/>
-      </w:pPr>
-      <w:r>
-        <w:rPr>
-          <w:bCs/>
-          <w:b/>
-        </w:rPr>
-        <w:t xml:space="preserve">главный бухгалтер удаленно</w:t>
-      </w:r>
-      <w:r>
-        <w:t xml:space="preserve"> </w:t>
-      </w:r>
-      <w:r>
-        <w:t xml:space="preserve">— 1532</w:t>
-      </w:r>
-    </w:p>
-    <w:p>
-      <w:pPr>
-        <w:numPr>
-          <w:ilvl w:val="0"/>
-          <w:numId w:val="1003"/>
-        </w:numPr>
-        <w:pStyle w:val="Compact"/>
-      </w:pPr>
-      <w:r>
-        <w:rPr>
-          <w:bCs/>
-          <w:b/>
-        </w:rPr>
-        <w:t xml:space="preserve">подбор главного бухгалтера</w:t>
-      </w:r>
-      <w:r>
-        <w:t xml:space="preserve"> </w:t>
-      </w:r>
-      <w:r>
-        <w:t xml:space="preserve">— 64</w:t>
-      </w:r>
-    </w:p>
-    <w:p>
-      <w:pPr>
-        <w:numPr>
-          <w:ilvl w:val="0"/>
-          <w:numId w:val="1003"/>
-        </w:numPr>
-        <w:pStyle w:val="Compact"/>
-      </w:pPr>
-      <w:r>
-        <w:rPr>
-          <w:bCs/>
-          <w:b/>
-        </w:rPr>
-        <w:t xml:space="preserve">аутсорсинг бухгалтерских услуг</w:t>
-      </w:r>
-      <w:r>
-        <w:t xml:space="preserve"> </w:t>
-      </w:r>
-      <w:r>
-        <w:t xml:space="preserve">— 1058</w:t>
-      </w:r>
-    </w:p>
-    <w:p>
-      <w:pPr>
-        <w:pStyle w:val="FirstParagraph"/>
-      </w:pPr>
-      <w:r>
-        <w:t xml:space="preserve">Первые два ложатся в статью естественно: она ровно о том, повышать ли главбуху зарплату, и альтернатива — удалённый главбух или аутсорсинг. Подтвердите набор — вставлю при написании.</w:t>
-      </w:r>
-    </w:p>
-    <w:bookmarkEnd w:id="28"/>
-    <w:bookmarkEnd w:id="29"/>
-    <w:bookmarkStart w:id="30" w:name="что-изменилось-в-файлах"/>
-    <w:p>
-      <w:pPr>
-        <w:pStyle w:val="Heading2"/>
-      </w:pPr>
-      <w:r>
-        <w:t xml:space="preserve">Что изменилось в файлах</w:t>
-      </w:r>
-    </w:p>
-    <w:p>
-      <w:pPr>
-        <w:numPr>
-          <w:ilvl w:val="0"/>
-          <w:numId w:val="1004"/>
-        </w:numPr>
-        <w:pStyle w:val="Compact"/>
-      </w:pPr>
-      <w:r>
-        <w:rPr>
-          <w:bCs/>
-          <w:b/>
-        </w:rPr>
-        <w:t xml:space="preserve">Статья 4</w:t>
-      </w:r>
-      <w:r>
-        <w:t xml:space="preserve"> </w:t>
-      </w:r>
-      <w:r>
-        <w:t xml:space="preserve">— список инструментов разделён на два H3 по пунктам 7 и 9 ТЗ; три ключа в призыв к действию. Пересобраны</w:t>
-      </w:r>
-      <w:r>
-        <w:t xml:space="preserve"> </w:t>
-      </w:r>
-      <w:r>
-        <w:rPr>
-          <w:rStyle w:val="VerbatimChar"/>
-        </w:rPr>
-        <w:t xml:space="preserve">statya-4-zarplatnye-nalogi.docx</w:t>
-      </w:r>
-      <w:r>
-        <w:t xml:space="preserve"> </w:t>
-      </w:r>
-      <w:r>
-        <w:t xml:space="preserve">и</w:t>
-      </w:r>
-      <w:r>
-        <w:t xml:space="preserve"> </w:t>
-      </w:r>
-      <w:r>
-        <w:rPr>
-          <w:rStyle w:val="VerbatimChar"/>
-        </w:rPr>
-        <w:t xml:space="preserve">RAZM-statya-4-zarplatnye-nalogi.docx</w:t>
-      </w:r>
-      <w:r>
-        <w:t xml:space="preserve">.</w:t>
-      </w:r>
-    </w:p>
-    <w:p>
-      <w:pPr>
-        <w:numPr>
-          <w:ilvl w:val="0"/>
-          <w:numId w:val="1004"/>
-        </w:numPr>
-        <w:pStyle w:val="Compact"/>
-      </w:pPr>
-      <w:r>
-        <w:rPr>
-          <w:bCs/>
-          <w:b/>
-        </w:rPr>
-        <w:t xml:space="preserve">Статья 6</w:t>
-      </w:r>
-      <w:r>
-        <w:t xml:space="preserve"> </w:t>
-      </w:r>
-      <w:r>
-        <w:t xml:space="preserve">— три ключа в призыв к действию. Пересобраны</w:t>
+        <w:t xml:space="preserve">— один ключ в призыв к действию. Пересобраны</w:t>
       </w:r>
       <w:r>
         <w:t xml:space="preserve"> </w:t>
@@ -2787,7 +2749,7 @@
       <w:pPr>
         <w:numPr>
           <w:ilvl w:val="0"/>
-          <w:numId w:val="1004"/>
+          <w:numId w:val="1002"/>
         </w:numPr>
         <w:pStyle w:val="Compact"/>
       </w:pPr>
@@ -3004,12 +2966,6 @@
     <w:abstractNumId w:val="991"/>
   </w:num>
   <w:num w:numId="1002">
-    <w:abstractNumId w:val="991"/>
-  </w:num>
-  <w:num w:numId="1003">
-    <w:abstractNumId w:val="991"/>
-  </w:num>
-  <w:num w:numId="1004">
     <w:abstractNumId w:val="991"/>
   </w:num>
 </w:numbering>
